--- a/AtanasIvanov.docx
+++ b/AtanasIvanov.docx
@@ -12,147 +12,70 @@
     <w:p>
       <w:pPr>
         <w:rPr>
-          <w:lang w:val="en-US"/>
-        </w:rPr>
-      </w:pPr>
-    </w:p>
-    <w:p>
-      <w:pPr>
-        <w:rPr>
-          <w:lang w:val="en-US"/>
-        </w:rPr>
-      </w:pPr>
-      <w:r>
-        <w:t xml:space="preserve">Атанас Иванов  </w:t>
-      </w:r>
-    </w:p>
-    <w:p>
-      <w:pPr>
-        <w:rPr>
-          <w:lang w:val="en-US"/>
-        </w:rPr>
-      </w:pPr>
-      <w:hyperlink r:id="rId5" w:history="1">
+          <w:del w:id="0" w:author="Atanas Ivanov" w:date="2026-10-24T00:51:00Z"/>
+        </w:rPr>
+      </w:pPr>
+      <w:ins w:id="1" w:author="Atanas Ivanov" w:date="2026-10-24T00:51:00Z">
+        <w:r>
+          <w:rPr>
+            <w:lang w:val="en-US"/>
+          </w:rPr>
+          <w:fldChar w:fldCharType="begin"/>
+        </w:r>
+        <w:r>
+          <w:rPr>
+            <w:lang w:val="en-US"/>
+          </w:rPr>
+          <w:instrText>HYPERLINK "</w:instrText>
+        </w:r>
+        <w:r>
+          <w:rPr>
+            <w:lang w:val="en-US"/>
+          </w:rPr>
+          <w:instrText>https://github.com/naso01GitHub/clickplay</w:instrText>
+        </w:r>
+        <w:r>
+          <w:rPr>
+            <w:lang w:val="en-US"/>
+          </w:rPr>
+          <w:instrText>"</w:instrText>
+        </w:r>
+        <w:r>
+          <w:rPr>
+            <w:lang w:val="en-US"/>
+          </w:rPr>
+          <w:fldChar w:fldCharType="separate"/>
+        </w:r>
         <w:r>
           <w:rPr>
             <w:rStyle w:val="Hyperlink"/>
             <w:lang w:val="en-US"/>
           </w:rPr>
-          <w:t>nassovv@yahoo.com</w:t>
-        </w:r>
-      </w:hyperlink>
-    </w:p>
-    <w:p>
-      <w:pPr>
-        <w:rPr>
-          <w:ins w:id="0" w:author="Atanas Ivanov" w:date="2026-10-24T00:25:00Z"/>
-        </w:rPr>
-      </w:pPr>
-    </w:p>
-    <w:p>
-      <w:pPr>
-        <w:rPr>
-          <w:ins w:id="1" w:author="Atanas Ivanov" w:date="2026-10-24T00:25:00Z"/>
-          <w:lang w:val="en-US"/>
-        </w:rPr>
-      </w:pPr>
-      <w:ins w:id="2" w:author="Atanas Ivanov" w:date="2026-10-24T00:25:00Z">
-        <w:r>
-          <w:rPr>
-            <w:lang w:val="en-US"/>
-          </w:rPr>
-          <w:t>Copilot</w:t>
-        </w:r>
-      </w:ins>
-    </w:p>
-    <w:p>
-      <w:pPr>
-        <w:rPr>
-          <w:ins w:id="3" w:author="Atanas Ivanov" w:date="2026-10-24T00:25:00Z"/>
-          <w:lang w:val="en-US"/>
-        </w:rPr>
-      </w:pPr>
-      <w:ins w:id="4" w:author="Atanas Ivanov" w:date="2026-10-24T00:25:00Z">
-        <w:r>
-          <w:rPr>
-            <w:lang w:val="en-US"/>
-          </w:rPr>
-          <w:t>Cursor</w:t>
-        </w:r>
-      </w:ins>
-    </w:p>
-    <w:p>
-      <w:pPr>
-        <w:rPr>
-          <w:ins w:id="5" w:author="Atanas Ivanov" w:date="2026-10-24T00:25:00Z"/>
-          <w:lang w:val="en-US"/>
-        </w:rPr>
-      </w:pPr>
-      <w:ins w:id="6" w:author="Atanas Ivanov" w:date="2026-10-24T00:25:00Z">
-        <w:r>
-          <w:rPr>
-            <w:lang w:val="en-US"/>
-          </w:rPr>
-          <w:t>Opus 5.5</w:t>
-        </w:r>
-      </w:ins>
-    </w:p>
-    <w:p>
-      <w:pPr>
-        <w:rPr>
-          <w:ins w:id="7" w:author="Atanas Ivanov" w:date="2026-10-24T00:27:00Z"/>
-          <w:lang w:val="en-US"/>
-        </w:rPr>
-      </w:pPr>
-      <w:ins w:id="8" w:author="Atanas Ivanov" w:date="2026-10-24T00:25:00Z">
-        <w:r>
-          <w:rPr>
-            <w:lang w:val="en-US"/>
-          </w:rPr>
-          <w:t>Haiku 4</w:t>
-        </w:r>
-      </w:ins>
-      <w:ins w:id="9" w:author="Atanas Ivanov" w:date="2026-10-24T00:26:00Z">
-        <w:r>
-          <w:rPr>
-            <w:lang w:val="en-US"/>
-          </w:rPr>
-          <w:t>.5</w:t>
-        </w:r>
-      </w:ins>
-    </w:p>
-    <w:p>
-      <w:pPr>
-        <w:rPr>
-          <w:ins w:id="10" w:author="Atanas Ivanov" w:date="2026-10-24T00:27:00Z"/>
-          <w:lang w:val="en-US"/>
-        </w:rPr>
-      </w:pPr>
-      <w:ins w:id="11" w:author="Atanas Ivanov" w:date="2026-10-24T00:27:00Z">
-        <w:r>
-          <w:rPr>
-            <w:lang w:val="en-US"/>
-          </w:rPr>
-          <w:t xml:space="preserve">Skills: </w:t>
-        </w:r>
-        <w:proofErr w:type="gramStart"/>
-        <w:r>
-          <w:rPr>
-            <w:lang w:val="en-US"/>
-          </w:rPr>
-          <w:t>Docx,  Pdf</w:t>
-        </w:r>
-        <w:proofErr w:type="gramEnd"/>
-      </w:ins>
-    </w:p>
-    <w:p>
-      <w:pPr>
-        <w:rPr>
-          <w:ins w:id="12" w:author="Atanas Ivanov" w:date="2026-10-24T00:25:00Z"/>
-          <w:lang w:val="en-US"/>
-          <w:rPrChange w:id="13" w:author="Atanas Ivanov" w:date="2026-10-24T00:25:00Z">
+          <w:t>https://github.com/naso01GitHub/clickplay</w:t>
+        </w:r>
+        <w:r>
+          <w:rPr>
+            <w:lang w:val="en-US"/>
+          </w:rPr>
+          <w:fldChar w:fldCharType="end"/>
+        </w:r>
+      </w:ins>
+    </w:p>
+    <w:p>
+      <w:pPr>
+        <w:rPr>
+          <w:ins w:id="2" w:author="Atanas Ivanov" w:date="2026-10-24T00:51:00Z"/>
+        </w:rPr>
+      </w:pPr>
+    </w:p>
+    <w:p>
+      <w:pPr>
+        <w:rPr>
+          <w:ins w:id="3" w:author="Atanas Ivanov" w:date="2026-10-24T00:51:00Z"/>
+          <w:rPrChange w:id="4" w:author="Atanas Ivanov" w:date="2026-10-24T00:51:00Z">
             <w:rPr>
-              <w:ins w:id="14" w:author="Atanas Ivanov" w:date="2026-10-24T00:25:00Z"/>
+              <w:ins w:id="5" w:author="Atanas Ivanov" w:date="2026-10-24T00:51:00Z"/>
+              <w:lang w:val="en-US"/>
             </w:rPr>
           </w:rPrChange>
         </w:rPr>
@@ -161,75 +84,270 @@
     <w:p>
       <w:pPr>
         <w:rPr>
-          <w:rPrChange w:id="15" w:author="Atanas Ivanov" w:date="2026-10-24T00:25:00Z">
+          <w:b/>
+          <w:bCs/>
+          <w:sz w:val="36"/>
+          <w:szCs w:val="36"/>
+          <w:lang w:val="en-US"/>
+          <w:rPrChange w:id="6" w:author="Atanas Ivanov" w:date="2026-10-24T00:52:00Z">
             <w:rPr>
               <w:lang w:val="en-US"/>
             </w:rPr>
           </w:rPrChange>
         </w:rPr>
       </w:pPr>
-    </w:p>
-    <w:p>
-      <w:r>
-        <w:t xml:space="preserve">Приложението  търси в    </w:t>
-      </w:r>
-      <w:hyperlink r:id="rId6" w:history="1">
-        <w:r>
-          <w:rPr>
-            <w:rStyle w:val="Hyperlink"/>
-          </w:rPr>
-          <w:t>https://clicktoplay.io/</w:t>
-        </w:r>
-      </w:hyperlink>
-      <w:r>
-        <w:t xml:space="preserve">     свободни часове.</w:t>
-      </w:r>
-    </w:p>
-    <w:p/>
-    <w:p>
-      <w:pPr>
-        <w:spacing w:after="120"/>
-      </w:pPr>
       <w:r>
         <w:rPr>
           <w:b/>
           <w:bCs/>
-        </w:rPr>
-        <w:t>„</w:t>
-      </w:r>
+          <w:sz w:val="36"/>
+          <w:szCs w:val="36"/>
+          <w:rPrChange w:id="7" w:author="Atanas Ivanov" w:date="2026-10-24T00:52:00Z">
+            <w:rPr/>
+          </w:rPrChange>
+        </w:rPr>
+        <w:t xml:space="preserve">Атанас Иванов  </w:t>
+      </w:r>
+    </w:p>
+    <w:p>
+      <w:pPr>
+        <w:rPr>
+          <w:lang w:val="en-US"/>
+        </w:rPr>
+      </w:pPr>
+      <w:hyperlink r:id="rId5" w:history="1">
+        <w:r>
+          <w:rPr>
+            <w:rStyle w:val="Hyperlink"/>
+            <w:lang w:val="en-US"/>
+          </w:rPr>
+          <w:t>nassovv@yahoo.com</w:t>
+        </w:r>
+      </w:hyperlink>
+    </w:p>
+    <w:p>
+      <w:pPr>
+        <w:rPr>
+          <w:ins w:id="8" w:author="Atanas Ivanov" w:date="2026-10-24T00:25:00Z"/>
+        </w:rPr>
+      </w:pPr>
+    </w:p>
+    <w:p>
+      <w:pPr>
+        <w:rPr>
+          <w:ins w:id="9" w:author="Atanas Ivanov" w:date="2026-10-24T00:25:00Z"/>
+          <w:lang w:val="en-US"/>
+        </w:rPr>
+      </w:pPr>
+      <w:ins w:id="10" w:author="Atanas Ivanov" w:date="2026-10-24T00:25:00Z">
+        <w:r>
+          <w:rPr>
+            <w:lang w:val="en-US"/>
+          </w:rPr>
+          <w:t>Copilot</w:t>
+        </w:r>
+      </w:ins>
+    </w:p>
+    <w:p>
+      <w:pPr>
+        <w:rPr>
+          <w:ins w:id="11" w:author="Atanas Ivanov" w:date="2026-10-24T00:25:00Z"/>
+          <w:lang w:val="en-US"/>
+        </w:rPr>
+      </w:pPr>
+      <w:proofErr w:type="gramStart"/>
+      <w:ins w:id="12" w:author="Atanas Ivanov" w:date="2026-10-24T00:25:00Z">
+        <w:r>
+          <w:rPr>
+            <w:lang w:val="en-US"/>
+          </w:rPr>
+          <w:t>Cursor</w:t>
+        </w:r>
+      </w:ins>
+      <w:ins w:id="13" w:author="Atanas Ivanov" w:date="2026-10-24T00:56:00Z">
+        <w:r>
+          <w:rPr>
+            <w:lang w:val="en-US"/>
+          </w:rPr>
+          <w:t xml:space="preserve"> </w:t>
+        </w:r>
+        <w:r>
+          <w:t xml:space="preserve"> </w:t>
+        </w:r>
+        <w:r>
+          <w:rPr>
+            <w:lang w:val="en-US"/>
+          </w:rPr>
+          <w:t>Grok</w:t>
+        </w:r>
+        <w:proofErr w:type="gramEnd"/>
+        <w:r>
+          <w:rPr>
+            <w:lang w:val="en-US"/>
+          </w:rPr>
+          <w:t>4.6 Low</w:t>
+        </w:r>
+      </w:ins>
+    </w:p>
+    <w:p>
+      <w:pPr>
+        <w:rPr>
+          <w:ins w:id="14" w:author="Atanas Ivanov" w:date="2026-10-24T00:25:00Z"/>
+          <w:lang w:val="en-US"/>
+        </w:rPr>
+      </w:pPr>
+      <w:ins w:id="15" w:author="Atanas Ivanov" w:date="2026-10-24T00:25:00Z">
+        <w:r>
+          <w:rPr>
+            <w:lang w:val="en-US"/>
+          </w:rPr>
+          <w:t>Opus 5.5</w:t>
+        </w:r>
+      </w:ins>
+    </w:p>
+    <w:p>
+      <w:pPr>
+        <w:rPr>
+          <w:ins w:id="16" w:author="Atanas Ivanov" w:date="2026-10-24T00:27:00Z"/>
+          <w:lang w:val="en-US"/>
+        </w:rPr>
+      </w:pPr>
+      <w:ins w:id="17" w:author="Atanas Ivanov" w:date="2026-10-24T00:25:00Z">
+        <w:r>
+          <w:rPr>
+            <w:lang w:val="en-US"/>
+          </w:rPr>
+          <w:t>Haiku 4</w:t>
+        </w:r>
+      </w:ins>
+      <w:ins w:id="18" w:author="Atanas Ivanov" w:date="2026-10-24T00:26:00Z">
+        <w:r>
+          <w:rPr>
+            <w:lang w:val="en-US"/>
+          </w:rPr>
+          <w:t>.5</w:t>
+        </w:r>
+      </w:ins>
+    </w:p>
+    <w:p>
+      <w:pPr>
+        <w:rPr>
+          <w:ins w:id="19" w:author="Atanas Ivanov" w:date="2026-10-24T00:27:00Z"/>
+          <w:lang w:val="en-US"/>
+        </w:rPr>
+      </w:pPr>
+      <w:ins w:id="20" w:author="Atanas Ivanov" w:date="2026-10-24T00:27:00Z">
+        <w:r>
+          <w:rPr>
+            <w:lang w:val="en-US"/>
+          </w:rPr>
+          <w:t xml:space="preserve">Skills: </w:t>
+        </w:r>
+        <w:proofErr w:type="gramStart"/>
+        <w:r>
+          <w:rPr>
+            <w:lang w:val="en-US"/>
+          </w:rPr>
+          <w:t>Docx,  Pdf</w:t>
+        </w:r>
+        <w:proofErr w:type="gramEnd"/>
+      </w:ins>
+    </w:p>
+    <w:p>
+      <w:pPr>
+        <w:rPr>
+          <w:ins w:id="21" w:author="Atanas Ivanov" w:date="2026-10-24T00:25:00Z"/>
+          <w:lang w:val="en-US"/>
+          <w:rPrChange w:id="22" w:author="Atanas Ivanov" w:date="2026-10-24T00:25:00Z">
+            <w:rPr>
+              <w:ins w:id="23" w:author="Atanas Ivanov" w:date="2026-10-24T00:25:00Z"/>
+            </w:rPr>
+          </w:rPrChange>
+        </w:rPr>
+      </w:pPr>
+    </w:p>
+    <w:p>
+      <w:pPr>
+        <w:rPr>
+          <w:rPrChange w:id="24" w:author="Atanas Ivanov" w:date="2026-10-24T00:25:00Z">
+            <w:rPr>
+              <w:lang w:val="en-US"/>
+            </w:rPr>
+          </w:rPrChange>
+        </w:rPr>
+      </w:pPr>
+    </w:p>
+    <w:p>
+      <w:r>
+        <w:t xml:space="preserve">Приложението  търси в    </w:t>
+      </w:r>
+      <w:hyperlink r:id="rId6" w:history="1">
+        <w:r>
+          <w:rPr>
+            <w:rStyle w:val="Hyperlink"/>
+          </w:rPr>
+          <w:t>https://clicktoplay.io/</w:t>
+        </w:r>
+      </w:hyperlink>
+      <w:r>
+        <w:t xml:space="preserve">     свободни часове</w:t>
+      </w:r>
+      <w:ins w:id="25" w:author="Atanas Ivanov" w:date="2026-10-24T00:54:00Z">
+        <w:r>
+          <w:t xml:space="preserve"> по зададени критерии.</w:t>
+        </w:r>
+      </w:ins>
+      <w:del w:id="26" w:author="Atanas Ivanov" w:date="2026-10-24T00:54:00Z">
+        <w:r>
+          <w:delText>.</w:delText>
+        </w:r>
+      </w:del>
+    </w:p>
+    <w:p/>
+    <w:p>
+      <w:pPr>
+        <w:spacing w:after="120"/>
+      </w:pPr>
       <w:r>
         <w:rPr>
           <w:b/>
           <w:bCs/>
         </w:rPr>
-        <w:t>ClickPlay</w:t>
-      </w:r>
-      <w:r>
-        <w:t xml:space="preserve"> е настолно приложение за Windows и macOS, което следи сайта </w:t>
+        <w:t>„</w:t>
       </w:r>
       <w:r>
         <w:rPr>
           <w:b/>
           <w:bCs/>
         </w:rPr>
-        <w:t>clicktoplay.io</w:t>
-      </w:r>
-      <w:r>
-        <w:t xml:space="preserve"> за свободни часове за спорт (падел, тенис, футбол и др.) в избрани от вас клубове и ви известява, когато се появи нов свободен час.</w:t>
-      </w:r>
-    </w:p>
-    <w:p>
-      <w:pPr>
-        <w:spacing w:after="120"/>
-      </w:pPr>
-      <w:r>
-        <w:t xml:space="preserve">Приложението само </w:t>
+        <w:t>ClickPlay</w:t>
+      </w:r>
+      <w:r>
+        <w:t xml:space="preserve"> е настолно приложение за Windows и macOS, което следи сайта </w:t>
       </w:r>
       <w:r>
         <w:rPr>
           <w:b/>
           <w:bCs/>
         </w:rPr>
+        <w:t>clicktoplay.io</w:t>
+      </w:r>
+      <w:r>
+        <w:t xml:space="preserve"> за свободни часове за спорт (падел, тенис, футбол и др.) в избрани от вас клубове и ви известява, когато се появи нов свободен час.</w:t>
+      </w:r>
+    </w:p>
+    <w:p>
+      <w:pPr>
+        <w:spacing w:after="120"/>
+      </w:pPr>
+      <w:r>
+        <w:t xml:space="preserve">Приложението само </w:t>
+      </w:r>
+      <w:r>
+        <w:rPr>
+          <w:b/>
+          <w:bCs/>
+        </w:rPr>
         <w:t>чете</w:t>
       </w:r>
       <w:r>
@@ -266,7 +384,7 @@
         </w:rPr>
         <w:t>Opus</w:t>
       </w:r>
-      <w:ins w:id="16" w:author="Atanas Ivanov" w:date="2026-10-24T00:25:00Z">
+      <w:ins w:id="27" w:author="Atanas Ivanov" w:date="2026-10-24T00:25:00Z">
         <w:r>
           <w:rPr>
             <w:lang w:val="en-US"/>
@@ -364,6 +482,11 @@
         </w:rPr>
         <w:t xml:space="preserve">NuGet </w:t>
       </w:r>
+      <w:ins w:id="28" w:author="Atanas Ivanov" w:date="2026-10-24T00:55:00Z">
+        <w:r>
+          <w:t>които</w:t>
+        </w:r>
+      </w:ins>
       <w:r>
         <w:t xml:space="preserve"> съм ползвал преди.</w:t>
       </w:r>
@@ -596,7 +719,7 @@
       <w:r>
         <w:t xml:space="preserve">Много грешки при </w:t>
       </w:r>
-      <w:del w:id="17" w:author="Atanas Ivanov" w:date="2026-10-24T00:28:00Z">
+      <w:del w:id="29" w:author="Atanas Ivanov" w:date="2026-10-24T00:28:00Z">
         <w:r>
           <w:delText>р</w:delText>
         </w:r>
@@ -610,7 +733,7 @@
         </w:rPr>
         <w:t xml:space="preserve"> </w:t>
       </w:r>
-      <w:del w:id="18" w:author="Atanas Ivanov" w:date="2026-10-24T00:28:00Z">
+      <w:del w:id="30" w:author="Atanas Ivanov" w:date="2026-10-24T00:28:00Z">
         <w:r>
           <w:rPr>
             <w:lang w:val="en-US"/>
@@ -618,7 +741,7 @@
           <w:delText xml:space="preserve">s </w:delText>
         </w:r>
       </w:del>
-      <w:ins w:id="19" w:author="Atanas Ivanov" w:date="2026-10-24T00:28:00Z">
+      <w:ins w:id="31" w:author="Atanas Ivanov" w:date="2026-10-24T00:28:00Z">
         <w:r>
           <w:t>с</w:t>
         </w:r>
@@ -688,10 +811,10 @@
     <w:p>
       <w:pPr>
         <w:rPr>
-          <w:ins w:id="20" w:author="Atanas Ivanov" w:date="2026-10-24T00:21:00Z"/>
-          <w:lang w:val="en-US"/>
-        </w:rPr>
-        <w:pPrChange w:id="21" w:author="Atanas Ivanov" w:date="2026-10-24T00:33:00Z">
+          <w:ins w:id="32" w:author="Atanas Ivanov" w:date="2026-10-24T00:21:00Z"/>
+          <w:lang w:val="en-US"/>
+        </w:rPr>
+        <w:pPrChange w:id="33" w:author="Atanas Ivanov" w:date="2026-10-24T00:33:00Z">
           <w:pPr>
             <w:spacing w:after="120"/>
           </w:pPr>
@@ -709,7 +832,7 @@
       <w:r>
         <w:t xml:space="preserve">Написах в един </w:t>
       </w:r>
-      <w:ins w:id="22" w:author="Atanas Ivanov" w:date="2026-10-24T00:16:00Z">
+      <w:ins w:id="34" w:author="Atanas Ivanov" w:date="2026-10-24T00:16:00Z">
         <w:r>
           <w:rPr>
             <w:lang w:val="en-US"/>
@@ -720,7 +843,7 @@
           <w:t xml:space="preserve">файл  какво очаквам </w:t>
         </w:r>
       </w:ins>
-      <w:ins w:id="23" w:author="Atanas Ivanov" w:date="2026-10-24T00:17:00Z">
+      <w:ins w:id="35" w:author="Atanas Ivanov" w:date="2026-10-24T00:17:00Z">
         <w:r>
           <w:t xml:space="preserve">и всичко се случи.  </w:t>
         </w:r>
@@ -731,7 +854,7 @@
           <w:t xml:space="preserve"> </w:t>
         </w:r>
       </w:ins>
-      <w:ins w:id="24" w:author="Atanas Ivanov" w:date="2026-10-24T00:33:00Z">
+      <w:ins w:id="36" w:author="Atanas Ivanov" w:date="2026-10-24T00:33:00Z">
         <w:r>
           <w:rPr>
             <w:lang w:val="en-US"/>
@@ -752,7 +875,7 @@
           <w:t xml:space="preserve">  </w:t>
         </w:r>
       </w:ins>
-      <w:ins w:id="25" w:author="Atanas Ivanov" w:date="2026-10-24T00:18:00Z">
+      <w:ins w:id="37" w:author="Atanas Ivanov" w:date="2026-10-24T00:18:00Z">
         <w:r>
           <w:t>изчете</w:t>
         </w:r>
@@ -767,7 +890,7 @@
           <w:t>Cur</w:t>
         </w:r>
       </w:ins>
-      <w:ins w:id="26" w:author="Atanas Ivanov" w:date="2026-10-24T00:19:00Z">
+      <w:ins w:id="38" w:author="Atanas Ivanov" w:date="2026-10-24T00:19:00Z">
         <w:r>
           <w:rPr>
             <w:lang w:val="en-US"/>
@@ -778,17 +901,17 @@
           <w:t xml:space="preserve"> не можа.</w:t>
         </w:r>
       </w:ins>
-      <w:ins w:id="27" w:author="Atanas Ivanov" w:date="2026-10-24T00:20:00Z">
+      <w:ins w:id="39" w:author="Atanas Ivanov" w:date="2026-10-24T00:20:00Z">
         <w:r>
           <w:t xml:space="preserve">  Доста време</w:t>
         </w:r>
       </w:ins>
-      <w:ins w:id="28" w:author="Atanas Ivanov" w:date="2026-10-24T00:29:00Z">
+      <w:ins w:id="40" w:author="Atanas Ivanov" w:date="2026-10-24T00:29:00Z">
         <w:r>
           <w:t xml:space="preserve"> му</w:t>
         </w:r>
       </w:ins>
-      <w:ins w:id="29" w:author="Atanas Ivanov" w:date="2026-10-24T00:20:00Z">
+      <w:ins w:id="41" w:author="Atanas Ivanov" w:date="2026-10-24T00:20:00Z">
         <w:r>
           <w:t xml:space="preserve"> отне за проби и проверки как да се придвижи по страницата.</w:t>
         </w:r>
@@ -798,15 +921,15 @@
       <w:pPr>
         <w:spacing w:after="120"/>
         <w:rPr>
-          <w:ins w:id="30" w:author="Atanas Ivanov" w:date="2026-10-24T00:23:00Z"/>
-        </w:rPr>
-      </w:pPr>
-      <w:ins w:id="31" w:author="Atanas Ivanov" w:date="2026-10-24T00:21:00Z">
+          <w:ins w:id="42" w:author="Atanas Ivanov" w:date="2026-10-24T00:23:00Z"/>
+        </w:rPr>
+      </w:pPr>
+      <w:ins w:id="43" w:author="Atanas Ivanov" w:date="2026-10-24T00:21:00Z">
         <w:r>
           <w:t xml:space="preserve">Като последна част от задачата беше да направи </w:t>
         </w:r>
       </w:ins>
-      <w:ins w:id="32" w:author="Atanas Ivanov" w:date="2026-10-24T00:22:00Z">
+      <w:ins w:id="44" w:author="Atanas Ivanov" w:date="2026-10-24T00:22:00Z">
         <w:r>
           <w:rPr>
             <w:lang w:val="en-US"/>
@@ -817,7 +940,7 @@
           <w:t>секцията. Имаше доуточняващи въпроси за запазването на дан</w:t>
         </w:r>
       </w:ins>
-      <w:ins w:id="33" w:author="Atanas Ivanov" w:date="2026-10-24T00:23:00Z">
+      <w:ins w:id="45" w:author="Atanas Ivanov" w:date="2026-10-24T00:23:00Z">
         <w:r>
           <w:t xml:space="preserve">ните. </w:t>
         </w:r>
@@ -827,23 +950,23 @@
       <w:pPr>
         <w:spacing w:after="120"/>
         <w:rPr>
-          <w:ins w:id="34" w:author="Atanas Ivanov" w:date="2026-10-24T00:23:00Z"/>
-        </w:rPr>
-      </w:pPr>
-    </w:p>
-    <w:p>
-      <w:pPr>
-        <w:rPr>
-          <w:ins w:id="35" w:author="Atanas Ivanov" w:date="2026-10-24T00:31:00Z"/>
-          <w:lang w:val="en-US"/>
-        </w:rPr>
-        <w:pPrChange w:id="36" w:author="Atanas Ivanov" w:date="2026-10-24T00:33:00Z">
+          <w:ins w:id="46" w:author="Atanas Ivanov" w:date="2026-10-24T00:23:00Z"/>
+        </w:rPr>
+      </w:pPr>
+    </w:p>
+    <w:p>
+      <w:pPr>
+        <w:rPr>
+          <w:ins w:id="47" w:author="Atanas Ivanov" w:date="2026-10-24T00:31:00Z"/>
+          <w:lang w:val="en-US"/>
+        </w:rPr>
+        <w:pPrChange w:id="48" w:author="Atanas Ivanov" w:date="2026-10-24T00:33:00Z">
           <w:pPr>
             <w:spacing w:after="120"/>
           </w:pPr>
         </w:pPrChange>
       </w:pPr>
-      <w:ins w:id="37" w:author="Atanas Ivanov" w:date="2026-10-24T00:23:00Z">
+      <w:ins w:id="49" w:author="Atanas Ivanov" w:date="2026-10-24T00:23:00Z">
         <w:r>
           <w:t xml:space="preserve">Към края инсталирах един </w:t>
         </w:r>
@@ -857,7 +980,7 @@
           <w:t xml:space="preserve">за </w:t>
         </w:r>
       </w:ins>
-      <w:ins w:id="38" w:author="Atanas Ivanov" w:date="2026-10-24T00:24:00Z">
+      <w:ins w:id="50" w:author="Atanas Ivanov" w:date="2026-10-24T00:24:00Z">
         <w:r>
           <w:t xml:space="preserve">създаване на </w:t>
         </w:r>
@@ -874,12 +997,12 @@
           <w:t xml:space="preserve">детаилно описание. </w:t>
         </w:r>
       </w:ins>
-      <w:ins w:id="39" w:author="Atanas Ivanov" w:date="2026-10-24T00:29:00Z">
+      <w:ins w:id="51" w:author="Atanas Ivanov" w:date="2026-10-24T00:29:00Z">
         <w:r>
           <w:t xml:space="preserve"> Видях,</w:t>
         </w:r>
       </w:ins>
-      <w:ins w:id="40" w:author="Atanas Ivanov" w:date="2026-10-24T00:33:00Z">
+      <w:ins w:id="52" w:author="Atanas Ivanov" w:date="2026-10-24T00:33:00Z">
         <w:r>
           <w:rPr>
             <w:lang w:val="en-US"/>
@@ -890,12 +1013,12 @@
           <w:t>че</w:t>
         </w:r>
       </w:ins>
-      <w:ins w:id="41" w:author="Atanas Ivanov" w:date="2026-10-24T00:29:00Z">
+      <w:ins w:id="53" w:author="Atanas Ivanov" w:date="2026-10-24T00:29:00Z">
         <w:r>
           <w:t xml:space="preserve"> </w:t>
         </w:r>
       </w:ins>
-      <w:ins w:id="42" w:author="Atanas Ivanov" w:date="2026-10-24T00:33:00Z">
+      <w:ins w:id="54" w:author="Atanas Ivanov" w:date="2026-10-24T00:33:00Z">
         <w:r>
           <w:rPr>
             <w:lang w:val="en-US"/>
@@ -909,12 +1032,12 @@
           <w:t xml:space="preserve"> </w:t>
         </w:r>
       </w:ins>
-      <w:ins w:id="43" w:author="Atanas Ivanov" w:date="2026-10-24T00:29:00Z">
+      <w:ins w:id="55" w:author="Atanas Ivanov" w:date="2026-10-24T00:29:00Z">
         <w:r>
           <w:t xml:space="preserve">не го </w:t>
         </w:r>
       </w:ins>
-      <w:ins w:id="44" w:author="Atanas Ivanov" w:date="2026-10-24T00:30:00Z">
+      <w:ins w:id="56" w:author="Atanas Ivanov" w:date="2026-10-24T00:30:00Z">
         <w:r>
           <w:t xml:space="preserve">ползва. И на въпроса ми не вижда ли </w:t>
         </w:r>
@@ -928,7 +1051,7 @@
           <w:t xml:space="preserve"> ми отговори ,че няма нужда о</w:t>
         </w:r>
       </w:ins>
-      <w:ins w:id="45" w:author="Atanas Ivanov" w:date="2026-10-24T00:31:00Z">
+      <w:ins w:id="57" w:author="Atanas Ivanov" w:date="2026-10-24T00:31:00Z">
         <w:r>
           <w:t xml:space="preserve">т него защото ще направи всичко с </w:t>
         </w:r>
@@ -944,10 +1067,10 @@
       <w:pPr>
         <w:spacing w:after="120"/>
         <w:rPr>
-          <w:ins w:id="46" w:author="Atanas Ivanov" w:date="2026-10-24T00:17:00Z"/>
-        </w:rPr>
-      </w:pPr>
-      <w:ins w:id="47" w:author="Atanas Ivanov" w:date="2026-10-24T00:31:00Z">
+          <w:ins w:id="58" w:author="Atanas Ivanov" w:date="2026-10-24T00:17:00Z"/>
+        </w:rPr>
+      </w:pPr>
+      <w:ins w:id="59" w:author="Atanas Ivanov" w:date="2026-10-24T00:31:00Z">
         <w:r>
           <w:t xml:space="preserve">Тогава инсталирах </w:t>
         </w:r>
@@ -958,7 +1081,7 @@
           <w:t>docx skill</w:t>
         </w:r>
       </w:ins>
-      <w:ins w:id="48" w:author="Atanas Ivanov" w:date="2026-10-24T00:36:00Z">
+      <w:ins w:id="60" w:author="Atanas Ivanov" w:date="2026-10-24T00:36:00Z">
         <w:r>
           <w:t xml:space="preserve">.  Поисках от  </w:t>
         </w:r>
@@ -994,7 +1117,7 @@
           <w:t xml:space="preserve">Docx </w:t>
         </w:r>
       </w:ins>
-      <w:ins w:id="49" w:author="Atanas Ivanov" w:date="2026-10-24T00:37:00Z">
+      <w:ins w:id="61" w:author="Atanas Ivanov" w:date="2026-10-24T00:37:00Z">
         <w:r>
           <w:t xml:space="preserve"> и</w:t>
         </w:r>
@@ -1003,12 +1126,12 @@
           <w:t xml:space="preserve"> трябваше да му подскажа.</w:t>
         </w:r>
       </w:ins>
-      <w:ins w:id="50" w:author="Atanas Ivanov" w:date="2026-10-24T00:36:00Z">
+      <w:ins w:id="62" w:author="Atanas Ivanov" w:date="2026-10-24T00:36:00Z">
         <w:r>
           <w:t xml:space="preserve">  </w:t>
         </w:r>
       </w:ins>
-      <w:ins w:id="51" w:author="Atanas Ivanov" w:date="2026-10-24T00:31:00Z">
+      <w:ins w:id="63" w:author="Atanas Ivanov" w:date="2026-10-24T00:31:00Z">
         <w:r>
           <w:rPr>
             <w:lang w:val="en-US"/>
@@ -1016,22 +1139,22 @@
           <w:t xml:space="preserve"> </w:t>
         </w:r>
       </w:ins>
-      <w:ins w:id="52" w:author="Atanas Ivanov" w:date="2026-10-24T00:37:00Z">
+      <w:ins w:id="64" w:author="Atanas Ivanov" w:date="2026-10-24T00:37:00Z">
         <w:r>
           <w:t>Същия</w:t>
         </w:r>
       </w:ins>
-      <w:ins w:id="53" w:author="Atanas Ivanov" w:date="2026-10-24T00:38:00Z">
+      <w:ins w:id="65" w:author="Atanas Ivanov" w:date="2026-10-24T00:38:00Z">
         <w:r>
           <w:t>т</w:t>
         </w:r>
       </w:ins>
-      <w:ins w:id="54" w:author="Atanas Ivanov" w:date="2026-10-24T00:37:00Z">
+      <w:ins w:id="66" w:author="Atanas Ivanov" w:date="2026-10-24T00:37:00Z">
         <w:r>
           <w:t xml:space="preserve"> промпт дадох и на </w:t>
         </w:r>
       </w:ins>
-      <w:ins w:id="55" w:author="Atanas Ivanov" w:date="2026-10-24T00:32:00Z">
+      <w:ins w:id="67" w:author="Atanas Ivanov" w:date="2026-10-24T00:32:00Z">
         <w:r>
           <w:t xml:space="preserve"> </w:t>
         </w:r>
@@ -1042,7 +1165,7 @@
           <w:t xml:space="preserve"> </w:t>
         </w:r>
       </w:ins>
-      <w:ins w:id="56" w:author="Atanas Ivanov" w:date="2026-10-24T00:34:00Z">
+      <w:ins w:id="68" w:author="Atanas Ivanov" w:date="2026-10-24T00:34:00Z">
         <w:r>
           <w:rPr>
             <w:lang w:val="en-US"/>
@@ -1053,12 +1176,12 @@
           <w:t>.</w:t>
         </w:r>
       </w:ins>
-      <w:ins w:id="57" w:author="Atanas Ivanov" w:date="2026-10-24T00:37:00Z">
+      <w:ins w:id="69" w:author="Atanas Ivanov" w:date="2026-10-24T00:37:00Z">
         <w:r>
           <w:t xml:space="preserve"> Няма</w:t>
         </w:r>
       </w:ins>
-      <w:ins w:id="58" w:author="Atanas Ivanov" w:date="2026-10-24T00:38:00Z">
+      <w:ins w:id="70" w:author="Atanas Ivanov" w:date="2026-10-24T00:38:00Z">
         <w:r>
           <w:t>ше нужда от подсказки.</w:t>
         </w:r>
@@ -1066,7 +1189,7 @@
           <w:t xml:space="preserve"> Видях </w:t>
         </w:r>
       </w:ins>
-      <w:ins w:id="59" w:author="Atanas Ivanov" w:date="2026-10-24T00:39:00Z">
+      <w:ins w:id="71" w:author="Atanas Ivanov" w:date="2026-10-24T00:39:00Z">
         <w:r>
           <w:t>голяма разлика в двата документа: стил, детаилност, визия</w:t>
         </w:r>
@@ -1081,16 +1204,16 @@
       <w:pPr>
         <w:spacing w:after="120"/>
         <w:rPr>
-          <w:del w:id="60" w:author="Atanas Ivanov" w:date="2026-10-24T00:38:00Z"/>
-          <w:rPrChange w:id="61" w:author="Atanas Ivanov" w:date="2026-10-24T00:40:00Z">
+          <w:del w:id="72" w:author="Atanas Ivanov" w:date="2026-10-24T00:38:00Z"/>
+          <w:rPrChange w:id="73" w:author="Atanas Ivanov" w:date="2026-10-24T00:40:00Z">
             <w:rPr>
-              <w:del w:id="62" w:author="Atanas Ivanov" w:date="2026-10-24T00:38:00Z"/>
+              <w:del w:id="74" w:author="Atanas Ivanov" w:date="2026-10-24T00:38:00Z"/>
               <w:lang w:val="en-US"/>
             </w:rPr>
           </w:rPrChange>
         </w:rPr>
       </w:pPr>
-      <w:del w:id="63" w:author="Atanas Ivanov" w:date="2026-10-24T00:40:00Z">
+      <w:del w:id="75" w:author="Atanas Ivanov" w:date="2026-10-24T00:40:00Z">
         <w:r>
           <w:br/>
         </w:r>
@@ -1101,10 +1224,10 @@
         <w:spacing w:after="120"/>
         <w:ind w:firstLine="708"/>
         <w:rPr>
-          <w:del w:id="64" w:author="Atanas Ivanov" w:date="2026-10-24T00:35:00Z"/>
-          <w:rPrChange w:id="65" w:author="Atanas Ivanov" w:date="2026-10-24T00:38:00Z">
+          <w:del w:id="76" w:author="Atanas Ivanov" w:date="2026-10-24T00:35:00Z"/>
+          <w:rPrChange w:id="77" w:author="Atanas Ivanov" w:date="2026-10-24T00:38:00Z">
             <w:rPr>
-              <w:del w:id="66" w:author="Atanas Ivanov" w:date="2026-10-24T00:35:00Z"/>
+              <w:del w:id="78" w:author="Atanas Ivanov" w:date="2026-10-24T00:35:00Z"/>
               <w:lang w:val="en-US"/>
             </w:rPr>
           </w:rPrChange>
@@ -1115,69 +1238,176 @@
       <w:pPr>
         <w:spacing w:after="120"/>
         <w:rPr>
-          <w:del w:id="67" w:author="Atanas Ivanov" w:date="2026-10-24T00:35:00Z"/>
-        </w:rPr>
-      </w:pPr>
-    </w:p>
-    <w:p>
-      <w:pPr>
-        <w:spacing w:after="120"/>
-        <w:rPr>
-          <w:del w:id="68" w:author="Atanas Ivanov" w:date="2026-10-24T00:35:00Z"/>
-        </w:rPr>
-      </w:pPr>
-    </w:p>
-    <w:p>
-      <w:pPr>
-        <w:spacing w:after="120"/>
-      </w:pPr>
-    </w:p>
-    <w:p>
-      <w:pPr>
-        <w:spacing w:after="120"/>
-      </w:pPr>
-    </w:p>
-    <w:p>
-      <w:pPr>
-        <w:spacing w:after="120"/>
-      </w:pPr>
-    </w:p>
-    <w:p>
-      <w:pPr>
-        <w:spacing w:after="120"/>
-        <w:rPr>
-          <w:lang w:val="en-US"/>
-        </w:rPr>
-      </w:pPr>
-    </w:p>
-    <w:p>
-      <w:pPr>
-        <w:spacing w:after="120"/>
-        <w:rPr>
-          <w:lang w:val="en-US"/>
-        </w:rPr>
-      </w:pPr>
-    </w:p>
-    <w:p>
-      <w:pPr>
-        <w:spacing w:after="120"/>
-        <w:rPr>
-          <w:lang w:val="en-US"/>
-        </w:rPr>
-      </w:pPr>
-    </w:p>
-    <w:p/>
-    <w:p>
-      <w:pPr>
-        <w:rPr>
-          <w:lang w:val="en-US"/>
-        </w:rPr>
-      </w:pPr>
-    </w:p>
-    <w:p>
-      <w:pPr>
-        <w:rPr>
-          <w:lang w:val="en-US"/>
+          <w:del w:id="79" w:author="Atanas Ivanov" w:date="2026-10-24T00:35:00Z"/>
+        </w:rPr>
+      </w:pPr>
+    </w:p>
+    <w:p>
+      <w:pPr>
+        <w:spacing w:after="120"/>
+        <w:rPr>
+          <w:del w:id="80" w:author="Atanas Ivanov" w:date="2026-10-24T00:35:00Z"/>
+        </w:rPr>
+      </w:pPr>
+    </w:p>
+    <w:p>
+      <w:pPr>
+        <w:spacing w:after="120"/>
+      </w:pPr>
+    </w:p>
+    <w:p>
+      <w:pPr>
+        <w:spacing w:after="120"/>
+      </w:pPr>
+      <w:ins w:id="81" w:author="Atanas Ivanov" w:date="2026-10-24T00:48:00Z">
+        <w:r>
+          <w:rPr>
+            <w:noProof/>
+          </w:rPr>
+          <w:lastRenderedPageBreak/>
+          <w:drawing>
+            <wp:inline distT="0" distB="0" distL="0" distR="0" wp14:anchorId="5C53DB14" wp14:editId="747D0643">
+              <wp:extent cx="5467350" cy="4274055"/>
+              <wp:effectExtent l="0" t="0" r="0" b="0"/>
+              <wp:docPr id="1" name="Picture 1"/>
+              <wp:cNvGraphicFramePr>
+                <a:graphicFrameLocks xmlns:a="http://schemas.openxmlformats.org/drawingml/2006/main" noChangeAspect="1"/>
+              </wp:cNvGraphicFramePr>
+              <a:graphic xmlns:a="http://schemas.openxmlformats.org/drawingml/2006/main">
+                <a:graphicData uri="http://schemas.openxmlformats.org/drawingml/2006/picture">
+                  <pic:pic xmlns:pic="http://schemas.openxmlformats.org/drawingml/2006/picture">
+                    <pic:nvPicPr>
+                      <pic:cNvPr id="1" name=""/>
+                      <pic:cNvPicPr/>
+                    </pic:nvPicPr>
+                    <pic:blipFill>
+                      <a:blip r:embed="rId7"/>
+                      <a:stretch>
+                        <a:fillRect/>
+                      </a:stretch>
+                    </pic:blipFill>
+                    <pic:spPr>
+                      <a:xfrm>
+                        <a:off x="0" y="0"/>
+                        <a:ext cx="5476854" cy="4281485"/>
+                      </a:xfrm>
+                      <a:prstGeom prst="rect">
+                        <a:avLst/>
+                      </a:prstGeom>
+                    </pic:spPr>
+                  </pic:pic>
+                </a:graphicData>
+              </a:graphic>
+            </wp:inline>
+          </w:drawing>
+        </w:r>
+      </w:ins>
+    </w:p>
+    <w:p>
+      <w:pPr>
+        <w:spacing w:after="120"/>
+        <w:rPr>
+          <w:del w:id="82" w:author="Atanas Ivanov" w:date="2026-10-24T00:49:00Z"/>
+        </w:rPr>
+      </w:pPr>
+    </w:p>
+    <w:p>
+      <w:pPr>
+        <w:spacing w:after="120"/>
+        <w:rPr>
+          <w:del w:id="83" w:author="Atanas Ivanov" w:date="2026-10-24T00:49:00Z"/>
+          <w:lang w:val="en-US"/>
+        </w:rPr>
+      </w:pPr>
+    </w:p>
+    <w:p>
+      <w:pPr>
+        <w:spacing w:after="120"/>
+        <w:rPr>
+          <w:del w:id="84" w:author="Atanas Ivanov" w:date="2026-10-24T00:49:00Z"/>
+          <w:rPrChange w:id="85" w:author="Atanas Ivanov" w:date="2026-10-24T00:49:00Z">
+            <w:rPr>
+              <w:del w:id="86" w:author="Atanas Ivanov" w:date="2026-10-24T00:49:00Z"/>
+              <w:lang w:val="en-US"/>
+            </w:rPr>
+          </w:rPrChange>
+        </w:rPr>
+      </w:pPr>
+    </w:p>
+    <w:p>
+      <w:pPr>
+        <w:spacing w:after="120"/>
+        <w:rPr>
+          <w:del w:id="87" w:author="Atanas Ivanov" w:date="2026-10-24T00:49:00Z"/>
+          <w:lang w:val="en-US"/>
+        </w:rPr>
+      </w:pPr>
+    </w:p>
+    <w:p>
+      <w:pPr>
+        <w:rPr>
+          <w:del w:id="88" w:author="Atanas Ivanov" w:date="2026-10-24T00:53:00Z"/>
+        </w:rPr>
+      </w:pPr>
+      <w:ins w:id="89" w:author="Atanas Ivanov" w:date="2026-10-24T00:49:00Z">
+        <w:r>
+          <w:rPr>
+            <w:noProof/>
+          </w:rPr>
+          <w:drawing>
+            <wp:inline distT="0" distB="0" distL="0" distR="0" wp14:anchorId="1240C557" wp14:editId="22D90975">
+              <wp:extent cx="5519503" cy="4314825"/>
+              <wp:effectExtent l="0" t="0" r="5080" b="0"/>
+              <wp:docPr id="2" name="Picture 2"/>
+              <wp:cNvGraphicFramePr>
+                <a:graphicFrameLocks xmlns:a="http://schemas.openxmlformats.org/drawingml/2006/main" noChangeAspect="1"/>
+              </wp:cNvGraphicFramePr>
+              <a:graphic xmlns:a="http://schemas.openxmlformats.org/drawingml/2006/main">
+                <a:graphicData uri="http://schemas.openxmlformats.org/drawingml/2006/picture">
+                  <pic:pic xmlns:pic="http://schemas.openxmlformats.org/drawingml/2006/picture">
+                    <pic:nvPicPr>
+                      <pic:cNvPr id="1" name=""/>
+                      <pic:cNvPicPr/>
+                    </pic:nvPicPr>
+                    <pic:blipFill>
+                      <a:blip r:embed="rId8"/>
+                      <a:stretch>
+                        <a:fillRect/>
+                      </a:stretch>
+                    </pic:blipFill>
+                    <pic:spPr>
+                      <a:xfrm>
+                        <a:off x="0" y="0"/>
+                        <a:ext cx="5521497" cy="4316384"/>
+                      </a:xfrm>
+                      <a:prstGeom prst="rect">
+                        <a:avLst/>
+                      </a:prstGeom>
+                    </pic:spPr>
+                  </pic:pic>
+                </a:graphicData>
+              </a:graphic>
+            </wp:inline>
+          </w:drawing>
+        </w:r>
+      </w:ins>
+    </w:p>
+    <w:p>
+      <w:pPr>
+        <w:rPr>
+          <w:del w:id="90" w:author="Atanas Ivanov" w:date="2026-10-24T00:53:00Z"/>
+          <w:lang w:val="en-US"/>
+        </w:rPr>
+      </w:pPr>
+    </w:p>
+    <w:p>
+      <w:pPr>
+        <w:rPr>
+          <w:rPrChange w:id="91" w:author="Atanas Ivanov" w:date="2026-10-24T00:53:00Z">
+            <w:rPr>
+              <w:lang w:val="en-US"/>
+            </w:rPr>
+          </w:rPrChange>
         </w:rPr>
       </w:pPr>
     </w:p>
@@ -2149,6 +2379,18 @@
       <w:spacing w:after="0" w:line="240" w:lineRule="auto"/>
     </w:pPr>
   </w:style>
+  <w:style w:type="character" w:styleId="FollowedHyperlink">
+    <w:name w:val="FollowedHyperlink"/>
+    <w:basedOn w:val="DefaultParagraphFont"/>
+    <w:uiPriority w:val="99"/>
+    <w:semiHidden/>
+    <w:unhideWhenUsed/>
+    <w:rsid w:val="00373F22"/>
+    <w:rPr>
+      <w:color w:val="96607D" w:themeColor="followedHyperlink"/>
+      <w:u w:val="single"/>
+    </w:rPr>
+  </w:style>
 </w:styles>
 </file>
 

--- a/AtanasIvanov.docx
+++ b/AtanasIvanov.docx
@@ -39,6 +39,11 @@
             <w:lang w:val="en-US"/>
           </w:rPr>
           <w:instrText>"</w:instrText>
+        </w:r>
+        <w:r>
+          <w:rPr>
+            <w:lang w:val="en-US"/>
+          </w:rPr>
         </w:r>
         <w:r>
           <w:rPr>
@@ -155,7 +160,6 @@
           <w:lang w:val="en-US"/>
         </w:rPr>
       </w:pPr>
-      <w:proofErr w:type="gramStart"/>
       <w:ins w:id="12" w:author="Atanas Ivanov" w:date="2026-10-24T00:25:00Z">
         <w:r>
           <w:rPr>
@@ -178,14 +182,7 @@
           <w:rPr>
             <w:lang w:val="en-US"/>
           </w:rPr>
-          <w:t>Grok</w:t>
-        </w:r>
-        <w:proofErr w:type="gramEnd"/>
-        <w:r>
-          <w:rPr>
-            <w:lang w:val="en-US"/>
-          </w:rPr>
-          <w:t>4.6 Low</w:t>
+          <w:t>Grok4.6 Low</w:t>
         </w:r>
       </w:ins>
     </w:p>
@@ -241,16 +238,8 @@
           <w:rPr>
             <w:lang w:val="en-US"/>
           </w:rPr>
-          <w:t xml:space="preserve">Skills: </w:t>
-        </w:r>
-        <w:proofErr w:type="gramStart"/>
-        <w:r>
-          <w:rPr>
-            <w:lang w:val="en-US"/>
-          </w:rPr>
-          <w:t>Docx,  Pdf</w:t>
-        </w:r>
-        <w:proofErr w:type="gramEnd"/>
+          <w:t>Skills: Docx,  Pdf</w:t>
+        </w:r>
       </w:ins>
     </w:p>
     <w:p>
@@ -313,48 +302,38 @@
           <w:b/>
           <w:bCs/>
         </w:rPr>
-        <w:t>„</w:t>
+        <w:t>„ClickPlay</w:t>
+      </w:r>
+      <w:r>
+        <w:t xml:space="preserve"> е настолно приложение за Windows и macOS, което следи сайта </w:t>
       </w:r>
       <w:r>
         <w:rPr>
           <w:b/>
           <w:bCs/>
         </w:rPr>
-        <w:t>ClickPlay</w:t>
-      </w:r>
-      <w:r>
-        <w:t xml:space="preserve"> е настолно приложение за Windows и macOS, което следи сайта </w:t>
+        <w:t>clicktoplay.io</w:t>
+      </w:r>
+      <w:r>
+        <w:t xml:space="preserve"> за свободни часове за спорт (падел, тенис, футбол и др.) в избрани от вас клубове и ви известява, когато се появи нов свободен час.</w:t>
+      </w:r>
+    </w:p>
+    <w:p>
+      <w:pPr>
+        <w:spacing w:after="120"/>
+      </w:pPr>
+      <w:r>
+        <w:t xml:space="preserve">Приложението само </w:t>
       </w:r>
       <w:r>
         <w:rPr>
           <w:b/>
           <w:bCs/>
         </w:rPr>
-        <w:t>clicktoplay.io</w:t>
-      </w:r>
-      <w:r>
-        <w:t xml:space="preserve"> за свободни часове за спорт (падел, тенис, футбол и др.) в избрани от вас клубове и ви известява, когато се появи нов свободен час.</w:t>
-      </w:r>
-    </w:p>
-    <w:p>
-      <w:pPr>
-        <w:spacing w:after="120"/>
-      </w:pPr>
-      <w:r>
-        <w:t xml:space="preserve">Приложението само </w:t>
-      </w:r>
-      <w:r>
-        <w:rPr>
-          <w:b/>
-          <w:bCs/>
-        </w:rPr>
         <w:t>чете</w:t>
       </w:r>
       <w:r>
-        <w:t xml:space="preserve"> графиците на клубовете. То никога не влиза в профил, не резервира и не натиска свободните часове. Резервацията правите сами в сайта, след като получите известие.</w:t>
-      </w:r>
-      <w:r>
-        <w:t>“</w:t>
+        <w:t xml:space="preserve"> графиците на клубовете. То никога не влиза в профил, не резервира и не натиска свободните часове. Резервацията правите сами в сайта, след като получите известие.“</w:t>
       </w:r>
     </w:p>
     <w:p>
@@ -425,10 +404,7 @@
         <w:br/>
       </w:r>
       <w:r>
-        <w:t xml:space="preserve">Не знам защо реших да е  и за </w:t>
-      </w:r>
-      <w:r>
-        <w:t>macO</w:t>
+        <w:t>Не знам защо реших да е  и за macO</w:t>
       </w:r>
       <w:r>
         <w:rPr>
@@ -511,7 +487,33 @@
         <w:rPr>
           <w:lang w:val="en-US"/>
         </w:rPr>
-        <w:t xml:space="preserve">Cursor. </w:t>
+        <w:t>Cursor</w:t>
+      </w:r>
+      <w:ins w:id="29" w:author="Atanas Ivanov" w:date="2026-10-24T00:59:00Z">
+        <w:r>
+          <w:rPr>
+            <w:lang w:val="en-US"/>
+          </w:rPr>
+          <w:t xml:space="preserve">  </w:t>
+        </w:r>
+        <w:r>
+          <w:rPr>
+            <w:lang w:val="en-US"/>
+          </w:rPr>
+          <w:t xml:space="preserve">Grok4.6 </w:t>
+        </w:r>
+        <w:r>
+          <w:rPr>
+            <w:lang w:val="en-US"/>
+          </w:rPr>
+          <w:t xml:space="preserve"> </w:t>
+        </w:r>
+      </w:ins>
+      <w:r>
+        <w:rPr>
+          <w:lang w:val="en-US"/>
+        </w:rPr>
+        <w:t xml:space="preserve">. </w:t>
       </w:r>
       <w:r>
         <w:t xml:space="preserve">Направихме план и му зададох да проектира </w:t>
@@ -681,15 +683,7 @@
         <w:t xml:space="preserve">Cursor </w:t>
       </w:r>
       <w:r>
-        <w:t xml:space="preserve">направи </w:t>
-      </w:r>
-      <w:proofErr w:type="gramStart"/>
-      <w:r>
-        <w:t>план,  и</w:t>
-      </w:r>
-      <w:proofErr w:type="gramEnd"/>
-      <w:r>
-        <w:t xml:space="preserve"> го изпълни, спорд мен без затруднения. </w:t>
+        <w:t xml:space="preserve">направи план,  и го изпълни, спорд мен без затруднения. </w:t>
       </w:r>
     </w:p>
     <w:p>
@@ -703,7 +697,29 @@
         <w:rPr>
           <w:lang w:val="en-US"/>
         </w:rPr>
-        <w:t xml:space="preserve"> Cursor </w:t>
+        <w:t xml:space="preserve"> </w:t>
+      </w:r>
+      <w:ins w:id="30" w:author="Atanas Ivanov" w:date="2026-10-24T01:00:00Z">
+        <w:r>
+          <w:rPr>
+            <w:lang w:val="en-US"/>
+          </w:rPr>
+          <w:t xml:space="preserve">Grok4.6 </w:t>
+        </w:r>
+      </w:ins>
+      <w:del w:id="31" w:author="Atanas Ivanov" w:date="2026-10-24T01:00:00Z">
+        <w:r>
+          <w:rPr>
+            <w:lang w:val="en-US"/>
+          </w:rPr>
+          <w:delText>Cursor</w:delText>
+        </w:r>
+      </w:del>
+      <w:r>
+        <w:rPr>
+          <w:lang w:val="en-US"/>
+        </w:rPr>
+        <w:t xml:space="preserve"> </w:t>
       </w:r>
       <w:r>
         <w:t>не се справи.  Опитах да дам детайлни пояснения, примерно как да манипулира календара и други, но не се получи.</w:t>
@@ -719,7 +735,7 @@
       <w:r>
         <w:t xml:space="preserve">Много грешки при </w:t>
       </w:r>
-      <w:del w:id="29" w:author="Atanas Ivanov" w:date="2026-10-24T00:28:00Z">
+      <w:del w:id="32" w:author="Atanas Ivanov" w:date="2026-10-24T00:28:00Z">
         <w:r>
           <w:delText>р</w:delText>
         </w:r>
@@ -733,7 +749,7 @@
         </w:rPr>
         <w:t xml:space="preserve"> </w:t>
       </w:r>
-      <w:del w:id="30" w:author="Atanas Ivanov" w:date="2026-10-24T00:28:00Z">
+      <w:del w:id="33" w:author="Atanas Ivanov" w:date="2026-10-24T00:28:00Z">
         <w:r>
           <w:rPr>
             <w:lang w:val="en-US"/>
@@ -741,7 +757,7 @@
           <w:delText xml:space="preserve">s </w:delText>
         </w:r>
       </w:del>
-      <w:ins w:id="31" w:author="Atanas Ivanov" w:date="2026-10-24T00:28:00Z">
+      <w:ins w:id="34" w:author="Atanas Ivanov" w:date="2026-10-24T00:28:00Z">
         <w:r>
           <w:t>с</w:t>
         </w:r>
@@ -768,14 +784,7 @@
         <w:rPr>
           <w:lang w:val="en-US"/>
         </w:rPr>
-        <w:t xml:space="preserve">   </w:t>
-      </w:r>
-      <w:proofErr w:type="gramStart"/>
-      <w:r>
-        <w:rPr>
-          <w:lang w:val="en-US"/>
-        </w:rPr>
-        <w:t>(</w:t>
+        <w:t xml:space="preserve">   (</w:t>
       </w:r>
       <w:r>
         <w:t xml:space="preserve"> </w:t>
@@ -784,14 +793,7 @@
         <w:rPr>
           <w:lang w:val="en-US"/>
         </w:rPr>
-        <w:t>MySQL</w:t>
-      </w:r>
-      <w:proofErr w:type="gramEnd"/>
-      <w:r>
-        <w:rPr>
-          <w:lang w:val="en-US"/>
-        </w:rPr>
-        <w:t xml:space="preserve"> – to many connections)</w:t>
+        <w:t>MySQL – to many connections)</w:t>
       </w:r>
       <w:r>
         <w:rPr>
@@ -811,10 +813,10 @@
     <w:p>
       <w:pPr>
         <w:rPr>
-          <w:ins w:id="32" w:author="Atanas Ivanov" w:date="2026-10-24T00:21:00Z"/>
-          <w:lang w:val="en-US"/>
-        </w:rPr>
-        <w:pPrChange w:id="33" w:author="Atanas Ivanov" w:date="2026-10-24T00:33:00Z">
+          <w:ins w:id="35" w:author="Atanas Ivanov" w:date="2026-10-24T00:21:00Z"/>
+          <w:lang w:val="en-US"/>
+        </w:rPr>
+        <w:pPrChange w:id="36" w:author="Atanas Ivanov" w:date="2026-10-24T00:33:00Z">
           <w:pPr>
             <w:spacing w:after="120"/>
           </w:pPr>
@@ -832,7 +834,7 @@
       <w:r>
         <w:t xml:space="preserve">Написах в един </w:t>
       </w:r>
-      <w:ins w:id="34" w:author="Atanas Ivanov" w:date="2026-10-24T00:16:00Z">
+      <w:ins w:id="37" w:author="Atanas Ivanov" w:date="2026-10-24T00:16:00Z">
         <w:r>
           <w:rPr>
             <w:lang w:val="en-US"/>
@@ -843,7 +845,7 @@
           <w:t xml:space="preserve">файл  какво очаквам </w:t>
         </w:r>
       </w:ins>
-      <w:ins w:id="35" w:author="Atanas Ivanov" w:date="2026-10-24T00:17:00Z">
+      <w:ins w:id="38" w:author="Atanas Ivanov" w:date="2026-10-24T00:17:00Z">
         <w:r>
           <w:t xml:space="preserve">и всичко се случи.  </w:t>
         </w:r>
@@ -854,34 +856,17 @@
           <w:t xml:space="preserve"> </w:t>
         </w:r>
       </w:ins>
-      <w:ins w:id="36" w:author="Atanas Ivanov" w:date="2026-10-24T00:33:00Z">
-        <w:r>
-          <w:rPr>
-            <w:lang w:val="en-US"/>
-          </w:rPr>
-          <w:t xml:space="preserve">Opus </w:t>
-        </w:r>
-        <w:proofErr w:type="gramStart"/>
-        <w:r>
-          <w:rPr>
-            <w:lang w:val="en-US"/>
-          </w:rPr>
-          <w:t>5.5</w:t>
-        </w:r>
-        <w:r>
-          <w:rPr>
-            <w:lang w:val="en-US"/>
-          </w:rPr>
-          <w:t xml:space="preserve">  </w:t>
-        </w:r>
-      </w:ins>
-      <w:ins w:id="37" w:author="Atanas Ivanov" w:date="2026-10-24T00:18:00Z">
-        <w:r>
-          <w:t>изчете</w:t>
-        </w:r>
-        <w:proofErr w:type="gramEnd"/>
-        <w:r>
-          <w:t xml:space="preserve"> всичко до тук и с две поправки направи това което очаквах и което </w:t>
+      <w:ins w:id="39" w:author="Atanas Ivanov" w:date="2026-10-24T00:33:00Z">
+        <w:r>
+          <w:rPr>
+            <w:lang w:val="en-US"/>
+          </w:rPr>
+          <w:t xml:space="preserve">Opus 5.5  </w:t>
+        </w:r>
+      </w:ins>
+      <w:ins w:id="40" w:author="Atanas Ivanov" w:date="2026-10-24T00:18:00Z">
+        <w:r>
+          <w:t xml:space="preserve">изчете всичко до тук и с две поправки направи това което очаквах и което </w:t>
         </w:r>
         <w:r>
           <w:rPr>
@@ -890,7 +875,7 @@
           <w:t>Cur</w:t>
         </w:r>
       </w:ins>
-      <w:ins w:id="38" w:author="Atanas Ivanov" w:date="2026-10-24T00:19:00Z">
+      <w:ins w:id="41" w:author="Atanas Ivanov" w:date="2026-10-24T00:19:00Z">
         <w:r>
           <w:rPr>
             <w:lang w:val="en-US"/>
@@ -901,17 +886,17 @@
           <w:t xml:space="preserve"> не можа.</w:t>
         </w:r>
       </w:ins>
-      <w:ins w:id="39" w:author="Atanas Ivanov" w:date="2026-10-24T00:20:00Z">
+      <w:ins w:id="42" w:author="Atanas Ivanov" w:date="2026-10-24T00:20:00Z">
         <w:r>
           <w:t xml:space="preserve">  Доста време</w:t>
         </w:r>
       </w:ins>
-      <w:ins w:id="40" w:author="Atanas Ivanov" w:date="2026-10-24T00:29:00Z">
+      <w:ins w:id="43" w:author="Atanas Ivanov" w:date="2026-10-24T00:29:00Z">
         <w:r>
           <w:t xml:space="preserve"> му</w:t>
         </w:r>
       </w:ins>
-      <w:ins w:id="41" w:author="Atanas Ivanov" w:date="2026-10-24T00:20:00Z">
+      <w:ins w:id="44" w:author="Atanas Ivanov" w:date="2026-10-24T00:20:00Z">
         <w:r>
           <w:t xml:space="preserve"> отне за проби и проверки как да се придвижи по страницата.</w:t>
         </w:r>
@@ -921,15 +906,15 @@
       <w:pPr>
         <w:spacing w:after="120"/>
         <w:rPr>
-          <w:ins w:id="42" w:author="Atanas Ivanov" w:date="2026-10-24T00:23:00Z"/>
-        </w:rPr>
-      </w:pPr>
-      <w:ins w:id="43" w:author="Atanas Ivanov" w:date="2026-10-24T00:21:00Z">
+          <w:ins w:id="45" w:author="Atanas Ivanov" w:date="2026-10-24T00:23:00Z"/>
+        </w:rPr>
+      </w:pPr>
+      <w:ins w:id="46" w:author="Atanas Ivanov" w:date="2026-10-24T00:21:00Z">
         <w:r>
           <w:t xml:space="preserve">Като последна част от задачата беше да направи </w:t>
         </w:r>
       </w:ins>
-      <w:ins w:id="44" w:author="Atanas Ivanov" w:date="2026-10-24T00:22:00Z">
+      <w:ins w:id="47" w:author="Atanas Ivanov" w:date="2026-10-24T00:22:00Z">
         <w:r>
           <w:rPr>
             <w:lang w:val="en-US"/>
@@ -940,7 +925,7 @@
           <w:t>секцията. Имаше доуточняващи въпроси за запазването на дан</w:t>
         </w:r>
       </w:ins>
-      <w:ins w:id="45" w:author="Atanas Ivanov" w:date="2026-10-24T00:23:00Z">
+      <w:ins w:id="48" w:author="Atanas Ivanov" w:date="2026-10-24T00:23:00Z">
         <w:r>
           <w:t xml:space="preserve">ните. </w:t>
         </w:r>
@@ -950,23 +935,23 @@
       <w:pPr>
         <w:spacing w:after="120"/>
         <w:rPr>
-          <w:ins w:id="46" w:author="Atanas Ivanov" w:date="2026-10-24T00:23:00Z"/>
-        </w:rPr>
-      </w:pPr>
-    </w:p>
-    <w:p>
-      <w:pPr>
-        <w:rPr>
-          <w:ins w:id="47" w:author="Atanas Ivanov" w:date="2026-10-24T00:31:00Z"/>
-          <w:lang w:val="en-US"/>
-        </w:rPr>
-        <w:pPrChange w:id="48" w:author="Atanas Ivanov" w:date="2026-10-24T00:33:00Z">
+          <w:ins w:id="49" w:author="Atanas Ivanov" w:date="2026-10-24T00:23:00Z"/>
+        </w:rPr>
+      </w:pPr>
+    </w:p>
+    <w:p>
+      <w:pPr>
+        <w:rPr>
+          <w:ins w:id="50" w:author="Atanas Ivanov" w:date="2026-10-24T00:31:00Z"/>
+          <w:lang w:val="en-US"/>
+        </w:rPr>
+        <w:pPrChange w:id="51" w:author="Atanas Ivanov" w:date="2026-10-24T00:33:00Z">
           <w:pPr>
             <w:spacing w:after="120"/>
           </w:pPr>
         </w:pPrChange>
       </w:pPr>
-      <w:ins w:id="49" w:author="Atanas Ivanov" w:date="2026-10-24T00:23:00Z">
+      <w:ins w:id="52" w:author="Atanas Ivanov" w:date="2026-10-24T00:23:00Z">
         <w:r>
           <w:t xml:space="preserve">Към края инсталирах един </w:t>
         </w:r>
@@ -980,7 +965,7 @@
           <w:t xml:space="preserve">за </w:t>
         </w:r>
       </w:ins>
-      <w:ins w:id="50" w:author="Atanas Ivanov" w:date="2026-10-24T00:24:00Z">
+      <w:ins w:id="53" w:author="Atanas Ivanov" w:date="2026-10-24T00:24:00Z">
         <w:r>
           <w:t xml:space="preserve">създаване на </w:t>
         </w:r>
@@ -997,12 +982,12 @@
           <w:t xml:space="preserve">детаилно описание. </w:t>
         </w:r>
       </w:ins>
-      <w:ins w:id="51" w:author="Atanas Ivanov" w:date="2026-10-24T00:29:00Z">
+      <w:ins w:id="54" w:author="Atanas Ivanov" w:date="2026-10-24T00:29:00Z">
         <w:r>
           <w:t xml:space="preserve"> Видях,</w:t>
         </w:r>
       </w:ins>
-      <w:ins w:id="52" w:author="Atanas Ivanov" w:date="2026-10-24T00:33:00Z">
+      <w:ins w:id="55" w:author="Atanas Ivanov" w:date="2026-10-24T00:33:00Z">
         <w:r>
           <w:rPr>
             <w:lang w:val="en-US"/>
@@ -1013,12 +998,142 @@
           <w:t>че</w:t>
         </w:r>
       </w:ins>
-      <w:ins w:id="53" w:author="Atanas Ivanov" w:date="2026-10-24T00:29:00Z">
+      <w:ins w:id="56" w:author="Atanas Ivanov" w:date="2026-10-24T00:29:00Z">
         <w:r>
           <w:t xml:space="preserve"> </w:t>
         </w:r>
       </w:ins>
-      <w:ins w:id="54" w:author="Atanas Ivanov" w:date="2026-10-24T00:33:00Z">
+      <w:ins w:id="57" w:author="Atanas Ivanov" w:date="2026-10-24T00:33:00Z">
+        <w:r>
+          <w:rPr>
+            <w:lang w:val="en-US"/>
+          </w:rPr>
+          <w:t xml:space="preserve">Opus 5.5 </w:t>
+        </w:r>
+      </w:ins>
+      <w:ins w:id="58" w:author="Atanas Ivanov" w:date="2026-10-24T00:29:00Z">
+        <w:r>
+          <w:t xml:space="preserve">не го </w:t>
+        </w:r>
+      </w:ins>
+      <w:ins w:id="59" w:author="Atanas Ivanov" w:date="2026-10-24T00:30:00Z">
+        <w:r>
+          <w:t xml:space="preserve">ползва. И на въпроса ми не вижда ли </w:t>
+        </w:r>
+        <w:r>
+          <w:rPr>
+            <w:lang w:val="en-US"/>
+          </w:rPr>
+          <w:t xml:space="preserve">PDF skill </w:t>
+        </w:r>
+        <w:r>
+          <w:t xml:space="preserve"> ми отговори ,че няма нужда о</w:t>
+        </w:r>
+      </w:ins>
+      <w:ins w:id="60" w:author="Atanas Ivanov" w:date="2026-10-24T00:31:00Z">
+        <w:r>
+          <w:t xml:space="preserve">т него защото ще направи всичко с </w:t>
+        </w:r>
+        <w:r>
+          <w:rPr>
+            <w:lang w:val="en-US"/>
+          </w:rPr>
+          <w:t xml:space="preserve">Chromium. </w:t>
+        </w:r>
+      </w:ins>
+    </w:p>
+    <w:p>
+      <w:pPr>
+        <w:spacing w:after="120"/>
+        <w:rPr>
+          <w:ins w:id="61" w:author="Atanas Ivanov" w:date="2026-10-24T00:17:00Z"/>
+        </w:rPr>
+      </w:pPr>
+      <w:ins w:id="62" w:author="Atanas Ivanov" w:date="2026-10-24T00:31:00Z">
+        <w:r>
+          <w:t xml:space="preserve">Тогава инсталирах </w:t>
+        </w:r>
+        <w:r>
+          <w:rPr>
+            <w:lang w:val="en-US"/>
+          </w:rPr>
+          <w:t>docx skill</w:t>
+        </w:r>
+      </w:ins>
+      <w:ins w:id="63" w:author="Atanas Ivanov" w:date="2026-10-24T00:36:00Z">
+        <w:r>
+          <w:t xml:space="preserve">.  Поисках от  </w:t>
+        </w:r>
+        <w:r>
+          <w:rPr>
+            <w:lang w:val="en-US"/>
+          </w:rPr>
+          <w:t>Haiku</w:t>
+        </w:r>
+        <w:r>
+          <w:t xml:space="preserve"> 4.5   да направи детаилна документацея.   </w:t>
+        </w:r>
+        <w:r>
+          <w:rPr>
+            <w:lang w:val="en-US"/>
+          </w:rPr>
+          <w:t>Haiku</w:t>
+        </w:r>
+        <w:r>
+          <w:t xml:space="preserve"> 4.5   не видя </w:t>
+        </w:r>
+        <w:r>
+          <w:rPr>
+            <w:lang w:val="en-US"/>
+          </w:rPr>
+          <w:t xml:space="preserve">Docx </w:t>
+        </w:r>
+      </w:ins>
+      <w:ins w:id="64" w:author="Atanas Ivanov" w:date="2026-10-24T00:37:00Z">
+        <w:r>
+          <w:t xml:space="preserve"> и трябваше да му подскажа.</w:t>
+        </w:r>
+      </w:ins>
+      <w:ins w:id="65" w:author="Atanas Ivanov" w:date="2026-10-24T00:36:00Z">
+        <w:r>
+          <w:t xml:space="preserve">  </w:t>
+        </w:r>
+      </w:ins>
+      <w:ins w:id="66" w:author="Atanas Ivanov" w:date="2026-10-24T00:31:00Z">
+        <w:r>
+          <w:rPr>
+            <w:lang w:val="en-US"/>
+          </w:rPr>
+          <w:t xml:space="preserve"> </w:t>
+        </w:r>
+      </w:ins>
+      <w:ins w:id="67" w:author="Atanas Ivanov" w:date="2026-10-24T00:37:00Z">
+        <w:r>
+          <w:t>Същия</w:t>
+        </w:r>
+      </w:ins>
+      <w:ins w:id="68" w:author="Atanas Ivanov" w:date="2026-10-24T00:38:00Z">
+        <w:r>
+          <w:t>т</w:t>
+        </w:r>
+      </w:ins>
+      <w:ins w:id="69" w:author="Atanas Ivanov" w:date="2026-10-24T00:37:00Z">
+        <w:r>
+          <w:t xml:space="preserve"> промпт дадох и на </w:t>
+        </w:r>
+      </w:ins>
+      <w:ins w:id="70" w:author="Atanas Ivanov" w:date="2026-10-24T00:32:00Z">
+        <w:r>
+          <w:t xml:space="preserve"> </w:t>
+        </w:r>
+        <w:r>
+          <w:rPr>
+            <w:lang w:val="en-US"/>
+          </w:rPr>
+          <w:t xml:space="preserve"> </w:t>
+        </w:r>
+      </w:ins>
+      <w:ins w:id="71" w:author="Atanas Ivanov" w:date="2026-10-24T00:34:00Z">
         <w:r>
           <w:rPr>
             <w:lang w:val="en-US"/>
@@ -1026,162 +1141,15 @@
           <w:t>Opus 5.5</w:t>
         </w:r>
         <w:r>
-          <w:rPr>
-            <w:lang w:val="en-US"/>
-          </w:rPr>
-          <w:t xml:space="preserve"> </w:t>
-        </w:r>
-      </w:ins>
-      <w:ins w:id="55" w:author="Atanas Ivanov" w:date="2026-10-24T00:29:00Z">
-        <w:r>
-          <w:t xml:space="preserve">не го </w:t>
-        </w:r>
-      </w:ins>
-      <w:ins w:id="56" w:author="Atanas Ivanov" w:date="2026-10-24T00:30:00Z">
-        <w:r>
-          <w:t xml:space="preserve">ползва. И на въпроса ми не вижда ли </w:t>
-        </w:r>
-        <w:r>
-          <w:rPr>
-            <w:lang w:val="en-US"/>
-          </w:rPr>
-          <w:t xml:space="preserve">PDF skill </w:t>
-        </w:r>
-        <w:r>
-          <w:t xml:space="preserve"> ми отговори ,че няма нужда о</w:t>
-        </w:r>
-      </w:ins>
-      <w:ins w:id="57" w:author="Atanas Ivanov" w:date="2026-10-24T00:31:00Z">
-        <w:r>
-          <w:t xml:space="preserve">т него защото ще направи всичко с </w:t>
-        </w:r>
-        <w:r>
-          <w:rPr>
-            <w:lang w:val="en-US"/>
-          </w:rPr>
-          <w:t xml:space="preserve">Chromium. </w:t>
-        </w:r>
-      </w:ins>
-    </w:p>
-    <w:p>
-      <w:pPr>
-        <w:spacing w:after="120"/>
-        <w:rPr>
-          <w:ins w:id="58" w:author="Atanas Ivanov" w:date="2026-10-24T00:17:00Z"/>
-        </w:rPr>
-      </w:pPr>
-      <w:ins w:id="59" w:author="Atanas Ivanov" w:date="2026-10-24T00:31:00Z">
-        <w:r>
-          <w:t xml:space="preserve">Тогава инсталирах </w:t>
-        </w:r>
-        <w:r>
-          <w:rPr>
-            <w:lang w:val="en-US"/>
-          </w:rPr>
-          <w:t>docx skill</w:t>
-        </w:r>
-      </w:ins>
-      <w:ins w:id="60" w:author="Atanas Ivanov" w:date="2026-10-24T00:36:00Z">
-        <w:r>
-          <w:t xml:space="preserve">.  Поисках от  </w:t>
-        </w:r>
-        <w:r>
-          <w:rPr>
-            <w:lang w:val="en-US"/>
-          </w:rPr>
-          <w:t>Haiku</w:t>
-        </w:r>
-        <w:r>
-          <w:t xml:space="preserve"> 4.5  </w:t>
-        </w:r>
-        <w:r>
-          <w:t xml:space="preserve"> да направи детаилна документацея.   </w:t>
-        </w:r>
-        <w:r>
-          <w:rPr>
-            <w:lang w:val="en-US"/>
-          </w:rPr>
-          <w:t>Haiku</w:t>
-        </w:r>
-        <w:r>
-          <w:t xml:space="preserve"> 4.5  </w:t>
-        </w:r>
-        <w:r>
-          <w:t xml:space="preserve"> не видя </w:t>
-        </w:r>
-        <w:proofErr w:type="gramStart"/>
-        <w:r>
-          <w:rPr>
-            <w:lang w:val="en-US"/>
-          </w:rPr>
-          <w:t xml:space="preserve">Docx </w:t>
-        </w:r>
-      </w:ins>
-      <w:ins w:id="61" w:author="Atanas Ivanov" w:date="2026-10-24T00:37:00Z">
-        <w:r>
-          <w:t xml:space="preserve"> и</w:t>
-        </w:r>
-        <w:proofErr w:type="gramEnd"/>
-        <w:r>
-          <w:t xml:space="preserve"> трябваше да му подскажа.</w:t>
-        </w:r>
-      </w:ins>
-      <w:ins w:id="62" w:author="Atanas Ivanov" w:date="2026-10-24T00:36:00Z">
-        <w:r>
-          <w:t xml:space="preserve">  </w:t>
-        </w:r>
-      </w:ins>
-      <w:ins w:id="63" w:author="Atanas Ivanov" w:date="2026-10-24T00:31:00Z">
-        <w:r>
-          <w:rPr>
-            <w:lang w:val="en-US"/>
-          </w:rPr>
-          <w:t xml:space="preserve"> </w:t>
-        </w:r>
-      </w:ins>
-      <w:ins w:id="64" w:author="Atanas Ivanov" w:date="2026-10-24T00:37:00Z">
-        <w:r>
-          <w:t>Същия</w:t>
-        </w:r>
-      </w:ins>
-      <w:ins w:id="65" w:author="Atanas Ivanov" w:date="2026-10-24T00:38:00Z">
-        <w:r>
-          <w:t>т</w:t>
-        </w:r>
-      </w:ins>
-      <w:ins w:id="66" w:author="Atanas Ivanov" w:date="2026-10-24T00:37:00Z">
-        <w:r>
-          <w:t xml:space="preserve"> промпт дадох и на </w:t>
-        </w:r>
-      </w:ins>
-      <w:ins w:id="67" w:author="Atanas Ivanov" w:date="2026-10-24T00:32:00Z">
-        <w:r>
-          <w:t xml:space="preserve"> </w:t>
-        </w:r>
-        <w:r>
-          <w:rPr>
-            <w:lang w:val="en-US"/>
-          </w:rPr>
-          <w:t xml:space="preserve"> </w:t>
-        </w:r>
-      </w:ins>
-      <w:ins w:id="68" w:author="Atanas Ivanov" w:date="2026-10-24T00:34:00Z">
-        <w:r>
-          <w:rPr>
-            <w:lang w:val="en-US"/>
-          </w:rPr>
-          <w:t>Opus 5.5</w:t>
-        </w:r>
-        <w:r>
           <w:t>.</w:t>
         </w:r>
       </w:ins>
-      <w:ins w:id="69" w:author="Atanas Ivanov" w:date="2026-10-24T00:37:00Z">
+      <w:ins w:id="72" w:author="Atanas Ivanov" w:date="2026-10-24T00:37:00Z">
         <w:r>
           <w:t xml:space="preserve"> Няма</w:t>
         </w:r>
       </w:ins>
-      <w:ins w:id="70" w:author="Atanas Ivanov" w:date="2026-10-24T00:38:00Z">
+      <w:ins w:id="73" w:author="Atanas Ivanov" w:date="2026-10-24T00:38:00Z">
         <w:r>
           <w:t>ше нужда от подсказки.</w:t>
         </w:r>
@@ -1189,7 +1157,7 @@
           <w:t xml:space="preserve"> Видях </w:t>
         </w:r>
       </w:ins>
-      <w:ins w:id="71" w:author="Atanas Ivanov" w:date="2026-10-24T00:39:00Z">
+      <w:ins w:id="74" w:author="Atanas Ivanov" w:date="2026-10-24T00:39:00Z">
         <w:r>
           <w:t>голяма разлика в двата документа: стил, детаилност, визия</w:t>
         </w:r>
@@ -1204,16 +1172,16 @@
       <w:pPr>
         <w:spacing w:after="120"/>
         <w:rPr>
-          <w:del w:id="72" w:author="Atanas Ivanov" w:date="2026-10-24T00:38:00Z"/>
-          <w:rPrChange w:id="73" w:author="Atanas Ivanov" w:date="2026-10-24T00:40:00Z">
+          <w:del w:id="75" w:author="Atanas Ivanov" w:date="2026-10-24T00:38:00Z"/>
+          <w:rPrChange w:id="76" w:author="Atanas Ivanov" w:date="2026-10-24T00:40:00Z">
             <w:rPr>
-              <w:del w:id="74" w:author="Atanas Ivanov" w:date="2026-10-24T00:38:00Z"/>
+              <w:del w:id="77" w:author="Atanas Ivanov" w:date="2026-10-24T00:38:00Z"/>
               <w:lang w:val="en-US"/>
             </w:rPr>
           </w:rPrChange>
         </w:rPr>
       </w:pPr>
-      <w:del w:id="75" w:author="Atanas Ivanov" w:date="2026-10-24T00:40:00Z">
+      <w:del w:id="78" w:author="Atanas Ivanov" w:date="2026-10-24T00:40:00Z">
         <w:r>
           <w:br/>
         </w:r>
@@ -1224,10 +1192,10 @@
         <w:spacing w:after="120"/>
         <w:ind w:firstLine="708"/>
         <w:rPr>
-          <w:del w:id="76" w:author="Atanas Ivanov" w:date="2026-10-24T00:35:00Z"/>
-          <w:rPrChange w:id="77" w:author="Atanas Ivanov" w:date="2026-10-24T00:38:00Z">
+          <w:del w:id="79" w:author="Atanas Ivanov" w:date="2026-10-24T00:35:00Z"/>
+          <w:rPrChange w:id="80" w:author="Atanas Ivanov" w:date="2026-10-24T00:38:00Z">
             <w:rPr>
-              <w:del w:id="78" w:author="Atanas Ivanov" w:date="2026-10-24T00:35:00Z"/>
+              <w:del w:id="81" w:author="Atanas Ivanov" w:date="2026-10-24T00:35:00Z"/>
               <w:lang w:val="en-US"/>
             </w:rPr>
           </w:rPrChange>
@@ -1238,28 +1206,28 @@
       <w:pPr>
         <w:spacing w:after="120"/>
         <w:rPr>
-          <w:del w:id="79" w:author="Atanas Ivanov" w:date="2026-10-24T00:35:00Z"/>
-        </w:rPr>
-      </w:pPr>
-    </w:p>
-    <w:p>
-      <w:pPr>
-        <w:spacing w:after="120"/>
-        <w:rPr>
-          <w:del w:id="80" w:author="Atanas Ivanov" w:date="2026-10-24T00:35:00Z"/>
-        </w:rPr>
-      </w:pPr>
-    </w:p>
-    <w:p>
-      <w:pPr>
-        <w:spacing w:after="120"/>
-      </w:pPr>
-    </w:p>
-    <w:p>
-      <w:pPr>
-        <w:spacing w:after="120"/>
-      </w:pPr>
-      <w:ins w:id="81" w:author="Atanas Ivanov" w:date="2026-10-24T00:48:00Z">
+          <w:del w:id="82" w:author="Atanas Ivanov" w:date="2026-10-24T00:35:00Z"/>
+        </w:rPr>
+      </w:pPr>
+    </w:p>
+    <w:p>
+      <w:pPr>
+        <w:spacing w:after="120"/>
+        <w:rPr>
+          <w:del w:id="83" w:author="Atanas Ivanov" w:date="2026-10-24T00:35:00Z"/>
+        </w:rPr>
+      </w:pPr>
+    </w:p>
+    <w:p>
+      <w:pPr>
+        <w:spacing w:after="120"/>
+      </w:pPr>
+    </w:p>
+    <w:p>
+      <w:pPr>
+        <w:spacing w:after="120"/>
+      </w:pPr>
+      <w:ins w:id="84" w:author="Atanas Ivanov" w:date="2026-10-24T00:48:00Z">
         <w:r>
           <w:rPr>
             <w:noProof/>
@@ -1307,27 +1275,27 @@
       <w:pPr>
         <w:spacing w:after="120"/>
         <w:rPr>
-          <w:del w:id="82" w:author="Atanas Ivanov" w:date="2026-10-24T00:49:00Z"/>
-        </w:rPr>
-      </w:pPr>
-    </w:p>
-    <w:p>
-      <w:pPr>
-        <w:spacing w:after="120"/>
-        <w:rPr>
-          <w:del w:id="83" w:author="Atanas Ivanov" w:date="2026-10-24T00:49:00Z"/>
-          <w:lang w:val="en-US"/>
-        </w:rPr>
-      </w:pPr>
-    </w:p>
-    <w:p>
-      <w:pPr>
-        <w:spacing w:after="120"/>
-        <w:rPr>
-          <w:del w:id="84" w:author="Atanas Ivanov" w:date="2026-10-24T00:49:00Z"/>
-          <w:rPrChange w:id="85" w:author="Atanas Ivanov" w:date="2026-10-24T00:49:00Z">
+          <w:del w:id="85" w:author="Atanas Ivanov" w:date="2026-10-24T00:49:00Z"/>
+        </w:rPr>
+      </w:pPr>
+    </w:p>
+    <w:p>
+      <w:pPr>
+        <w:spacing w:after="120"/>
+        <w:rPr>
+          <w:del w:id="86" w:author="Atanas Ivanov" w:date="2026-10-24T00:49:00Z"/>
+          <w:lang w:val="en-US"/>
+        </w:rPr>
+      </w:pPr>
+    </w:p>
+    <w:p>
+      <w:pPr>
+        <w:spacing w:after="120"/>
+        <w:rPr>
+          <w:del w:id="87" w:author="Atanas Ivanov" w:date="2026-10-24T00:49:00Z"/>
+          <w:rPrChange w:id="88" w:author="Atanas Ivanov" w:date="2026-10-24T00:49:00Z">
             <w:rPr>
-              <w:del w:id="86" w:author="Atanas Ivanov" w:date="2026-10-24T00:49:00Z"/>
+              <w:del w:id="89" w:author="Atanas Ivanov" w:date="2026-10-24T00:49:00Z"/>
               <w:lang w:val="en-US"/>
             </w:rPr>
           </w:rPrChange>
@@ -1338,18 +1306,18 @@
       <w:pPr>
         <w:spacing w:after="120"/>
         <w:rPr>
-          <w:del w:id="87" w:author="Atanas Ivanov" w:date="2026-10-24T00:49:00Z"/>
-          <w:lang w:val="en-US"/>
-        </w:rPr>
-      </w:pPr>
-    </w:p>
-    <w:p>
-      <w:pPr>
-        <w:rPr>
-          <w:del w:id="88" w:author="Atanas Ivanov" w:date="2026-10-24T00:53:00Z"/>
-        </w:rPr>
-      </w:pPr>
-      <w:ins w:id="89" w:author="Atanas Ivanov" w:date="2026-10-24T00:49:00Z">
+          <w:del w:id="90" w:author="Atanas Ivanov" w:date="2026-10-24T00:49:00Z"/>
+          <w:lang w:val="en-US"/>
+        </w:rPr>
+      </w:pPr>
+    </w:p>
+    <w:p>
+      <w:pPr>
+        <w:rPr>
+          <w:del w:id="91" w:author="Atanas Ivanov" w:date="2026-10-24T00:53:00Z"/>
+        </w:rPr>
+      </w:pPr>
+      <w:ins w:id="92" w:author="Atanas Ivanov" w:date="2026-10-24T00:49:00Z">
         <w:r>
           <w:rPr>
             <w:noProof/>
@@ -1395,15 +1363,15 @@
     <w:p>
       <w:pPr>
         <w:rPr>
-          <w:del w:id="90" w:author="Atanas Ivanov" w:date="2026-10-24T00:53:00Z"/>
-          <w:lang w:val="en-US"/>
-        </w:rPr>
-      </w:pPr>
-    </w:p>
-    <w:p>
-      <w:pPr>
-        <w:rPr>
-          <w:rPrChange w:id="91" w:author="Atanas Ivanov" w:date="2026-10-24T00:53:00Z">
+          <w:del w:id="93" w:author="Atanas Ivanov" w:date="2026-10-24T00:53:00Z"/>
+          <w:lang w:val="en-US"/>
+        </w:rPr>
+      </w:pPr>
+    </w:p>
+    <w:p>
+      <w:pPr>
+        <w:rPr>
+          <w:rPrChange w:id="94" w:author="Atanas Ivanov" w:date="2026-10-24T00:53:00Z">
             <w:rPr>
               <w:lang w:val="en-US"/>
             </w:rPr>
